--- a/_inbox/PDI/06-governanca-ia-seguranca/atividade-1/7-apresentacao/pdi-governanca-ia-seguranca-a1.docx
+++ b/_inbox/PDI/06-governanca-ia-seguranca/atividade-1/7-apresentacao/pdi-governanca-ia-seguranca-a1.docx
@@ -24,7 +24,7 @@
           <w:b/>
           <w:sz w:val="46"/>
         </w:rPr>
-        <w:t>Guardrails e anti-prompt-injection em automacoes com LLM</w:t>
+        <w:t>Guardrails e anti-prompt-injection em automações com LLM</w:t>
       </w:r>
     </w:p>
     <w:p>
@@ -36,7 +36,7 @@
           <w:color w:val="6B7A8A"/>
           <w:sz w:val="24"/>
         </w:rPr>
-        <w:t>Documento Tecnico de PDI</w:t>
+        <w:t>Documento Técnico de PDI</w:t>
       </w:r>
     </w:p>
     <w:p>
@@ -72,7 +72,7 @@
           <w:color w:val="495560"/>
           <w:sz w:val="22"/>
         </w:rPr>
-        <w:t>Area: 02 Praticas de Engenharia e Clean Code</w:t>
+        <w:t>Área: Automação &amp; Infraestrutura</w:t>
         <w:br/>
       </w:r>
       <w:r>
@@ -102,12 +102,12 @@
     </w:p>
     <w:p>
       <w:r>
-        <w:t>Resumo de leads, triagem de tickets e geracao de copy consomem texto livre de usuarios, paginas, e-mails e planilhas. O modelo nao distingue com seguranca instrucao de dado, entao qualquer texto externo vira candidato a comando.</w:t>
+        <w:t>Resumo de leads, triagem de tickets e geração de copy consomem texto livre de usuários, páginas, e-mails e planilhas. O modelo não distingue com segurança instrução de dado, então qualquer texto externo vira candidato a comando.</w:t>
       </w:r>
     </w:p>
     <w:p>
       <w:r>
-        <w:t>Esta atividade padroniza a barreira em 5 camadas para que cada novo fluxo com LLM nasca com teto de dano conhecido e auditavel, alinhado ao OWASP Top 10 para LLMs.</w:t>
+        <w:t>Esta atividade padroniza a barreira em 5 camadas para que cada novo fluxo com LLM nasça com teto de dano conhecido e auditável, alinhado ao OWASP Top 10 para LLMs.</w:t>
       </w:r>
     </w:p>
     <w:p>
@@ -118,12 +118,12 @@
         <w:rPr>
           <w:color w:val="8B1E1E"/>
         </w:rPr>
-        <w:t>2. Diagnostico</w:t>
+        <w:t>2. Diagnóstico</w:t>
       </w:r>
     </w:p>
     <w:p>
       <w:r>
-        <w:t>Injecao direta e indireta desviam o modelo, vazam contexto ou disparam acao indevida via ferramenta. Saida sem contrato vira execucao sem dono (OWASP LLM01 e LLM02).</w:t>
+        <w:t>Injeção direta e indireta desviam o modelo, vazam contexto ou disparam ação indevida via ferramenta. Saída sem contrato vira execução sem dono (OWASP LLM01 e LLM02).</w:t>
       </w:r>
     </w:p>
     <w:tbl>
@@ -218,7 +218,7 @@
           </w:tcPr>
           <w:p>
             <w:r>
-              <w:t>Instrucao oculta no documento</w:t>
+              <w:t>Instrução oculta no documento</w:t>
             </w:r>
           </w:p>
         </w:tc>
@@ -250,7 +250,7 @@
           </w:tcPr>
           <w:p>
             <w:r>
-              <w:t>Ferramenta sem validacao</w:t>
+              <w:t>Ferramenta sem validação</w:t>
             </w:r>
           </w:p>
         </w:tc>
@@ -274,12 +274,12 @@
         <w:rPr>
           <w:color w:val="8B1E1E"/>
         </w:rPr>
-        <w:t>3. Solucao</w:t>
+        <w:t>3. Solução</w:t>
       </w:r>
     </w:p>
     <w:p>
       <w:r>
-        <w:t>Proxy em Python puro com sanitize, detect_injection (9 familias de padroes) e validate_output por contrato JSON. System prompt blindado, safety_identifier com hash e HITL em acao sensivel.</w:t>
+        <w:t>Proxy em Python puro com sanitize, detect_injection (9 famílias de padrões) e validate_output por contrato JSON. System prompt blindado, safety_identifier com hash e HITL em ação sensível.</w:t>
       </w:r>
     </w:p>
     <w:p>
@@ -287,7 +287,7 @@
         <w:pStyle w:val="ListBullet"/>
       </w:pPr>
       <w:r>
-        <w:t>Standard com ameaca, 6 camadas e red team de 60 casos</w:t>
+        <w:t>Standard com ameaça, 6 camadas e red team de 60 casos</w:t>
       </w:r>
     </w:p>
     <w:p>
@@ -295,7 +295,7 @@
         <w:pStyle w:val="ListBullet"/>
       </w:pPr>
       <w:r>
-        <w:t>Codigo com self-test de 9 casos, todos passando</w:t>
+        <w:t>Código com self-test de 9 casos, todos passando</w:t>
       </w:r>
     </w:p>
     <w:p>
@@ -303,7 +303,7 @@
         <w:pStyle w:val="ListBullet"/>
       </w:pPr>
       <w:r>
-        <w:t>Checklist de ativacao por automacao</w:t>
+        <w:t>Checklist de ativação por automação</w:t>
       </w:r>
     </w:p>
     <w:p>
@@ -319,7 +319,7 @@
     </w:p>
     <w:p>
       <w:r>
-        <w:t>1. sanitize delimita e limita a entrada. 2. detect_injection decide bloqueio com motivo. 3. LLM com prompt blindado e hash de sessao. 4. validate_output so passa o contrato. 5. HITL em acao sensivel e tudo na trilha de auditoria.</w:t>
+        <w:t>1. sanitize delimita e limita a entrada. 2. detect_injection decide bloqueio com motivo. 3. LLM com prompt blindado e hash de sessão. 4. validate_output só passa o contrato. 5. HITL em ação sensível e tudo na trilha de auditoria.</w:t>
       </w:r>
     </w:p>
     <w:p>
@@ -360,7 +360,7 @@
           </w:tcPr>
           <w:p>
             <w:r>
-              <w:t>Conteudo</w:t>
+              <w:t>Conteúdo</w:t>
             </w:r>
           </w:p>
         </w:tc>
@@ -382,7 +382,7 @@
           </w:tcPr>
           <w:p>
             <w:r>
-              <w:t>Ameaca, camadas, red team</w:t>
+              <w:t>Ameaça, camadas, red team</w:t>
             </w:r>
           </w:p>
         </w:tc>
@@ -404,7 +404,7 @@
           </w:tcPr>
           <w:p>
             <w:r>
-              <w:t>Proxy executavel 9/9</w:t>
+              <w:t>Proxy executável 9/9</w:t>
             </w:r>
           </w:p>
         </w:tc>
@@ -426,7 +426,7 @@
           </w:tcPr>
           <w:p>
             <w:r>
-              <w:t>Ativacao por automacao</w:t>
+              <w:t>Ativação por automação</w:t>
             </w:r>
           </w:p>
         </w:tc>
@@ -462,7 +462,7 @@
         <w:rPr>
           <w:color w:val="8B1E1E"/>
         </w:rPr>
-        <w:t>6. Metricas de sucesso</w:t>
+        <w:t>6. Métricas de sucesso</w:t>
       </w:r>
     </w:p>
     <w:tbl>
@@ -483,7 +483,7 @@
           </w:tcPr>
           <w:p>
             <w:r>
-              <w:t>Metrica</w:t>
+              <w:t>Métrica</w:t>
             </w:r>
           </w:p>
         </w:tc>
@@ -515,7 +515,7 @@
           </w:tcPr>
           <w:p>
             <w:r>
-              <w:t>Bloqueio em 60 injecoes</w:t>
+              <w:t>Bloqueio em 60 injeções</w:t>
             </w:r>
           </w:p>
         </w:tc>
@@ -525,7 +525,7 @@
           </w:tcPr>
           <w:p>
             <w:r>
-              <w:t>0% (sem protecao)</w:t>
+              <w:t>0% (sem proteção)</w:t>
             </w:r>
           </w:p>
         </w:tc>
@@ -547,7 +547,7 @@
           </w:tcPr>
           <w:p>
             <w:r>
-              <w:t>Latencia p95 adicional</w:t>
+              <w:t>Latência p95 adicional</w:t>
             </w:r>
           </w:p>
         </w:tc>
@@ -557,7 +557,7 @@
           </w:tcPr>
           <w:p>
             <w:r>
-              <w:t>nao medida</w:t>
+              <w:t>não medida</w:t>
             </w:r>
           </w:p>
         </w:tc>
@@ -618,7 +618,7 @@
     </w:p>
     <w:p>
       <w:r>
-        <w:t>Desenvolvido em Setembro 2026, homologacao pendente: ligar Moderation API no piloto de resumo de tickets e publicar o primeiro placar adversarial.</w:t>
+        <w:t>Desenvolvido em Setembro 2026, homologação pendente: ligar Moderation API no piloto de resumo de tickets e publicar o primeiro placar adversarial.</w:t>
       </w:r>
     </w:p>
     <w:p>
@@ -629,7 +629,7 @@
         <w:rPr>
           <w:color w:val="8B1E1E"/>
         </w:rPr>
-        <w:t>Decisoes e tradeoffs</w:t>
+        <w:t>Decisões e tradeoffs</w:t>
       </w:r>
     </w:p>
     <w:p>
@@ -645,7 +645,7 @@
         <w:pStyle w:val="ListBullet"/>
       </w:pPr>
       <w:r>
-        <w:t>Dependencias de I/O como Protocol (LeadRepository, Notifier, Logger) com injecao no bootstrap: o servico passa a depender de abstracoes e o teste usa FakeRepo sem subir infra.</w:t>
+        <w:t>Dependências de I/O como Protocol (LeadRepository, Notifier, Logger) com injeção no bootstrap: o serviço passa a depender de abstrações e o teste usa FakeRepo sem subir infra.</w:t>
       </w:r>
     </w:p>
     <w:p>
@@ -653,7 +653,7 @@
         <w:pStyle w:val="ListBullet"/>
       </w:pPr>
       <w:r>
-        <w:t>Rollout em shadow por 1 sprint com reconciliacao diaria e corte em divergencia menor que 0,1 por cento, em vez de cutover direto: compara o modulo novo com o legado de 600 linhas sem expor listas de 5k a 80k leads a estado parcial.</w:t>
+        <w:t>Rollout em shadow por 1 sprint com reconciliação diária e corte em divergência menor que 0,1 por cento, em vez de cutover direto: compara o módulo novo com o legado de 600 linhas sem expor listas de 5k a 80k leads a estado parcial.</w:t>
       </w:r>
     </w:p>
     <w:p>
@@ -661,7 +661,7 @@
         <w:pStyle w:val="ListBullet"/>
       </w:pPr>
       <w:r>
-        <w:t>Meta de cobertura de 85 por cento nos testes de porta com mocks, em vez de teste manual: o legado tinha 0 por cento de cobertura e 4 dependencias de I/O acopladas, entao o gate quantitativo impede regressao silenciosa.</w:t>
+        <w:t>Meta de cobertura de 85 por cento nos testes de porta com mocks, em vez de teste manual: o legado tinha 0 por cento de cobertura e 4 dependências de I/O acopladas, então o gate quantitativo impede regressão silenciosa.</w:t>
       </w:r>
     </w:p>
     <w:p>
@@ -669,7 +669,7 @@
         <w:pStyle w:val="ListBullet"/>
       </w:pPr>
       <w:r>
-        <w:t>Classes menores que 45 linhas com 1 responsabilidade por classe, aceitando mais arquivos: elimina SQL concatenado, falta de transacao e falha silenciosa de CRM que ja causou duplo contato.</w:t>
+        <w:t>Classes menores que 45 linhas com 1 responsabilidade por classe, aceitando mais arquivos: elimina SQL concatenado, falta de transação e falha silenciosa de CRM que já causou duplo contato.</w:t>
       </w:r>
     </w:p>
     <w:p>
@@ -680,12 +680,12 @@
         <w:rPr>
           <w:color w:val="8B1E1E"/>
         </w:rPr>
-        <w:t>Impacto no negocio</w:t>
+        <w:t>Impacto no negócio</w:t>
       </w:r>
     </w:p>
     <w:p>
       <w:r>
-        <w:t>O modulo dispara 3 a 5 campanhas por dia para listas de 5k a 80k leads, entao cada falha silenciosa vira duplo contato e reclamacao real. Sair de 600 linhas com 0 por cento de cobertura para classes menores que 45 linhas com alvo de 85 por cento reduz o tempo de alteracao de deploy manual com teste manual para validacao automatica, baixa o risco de SQL injection e estado parcial sem transacao, e evita o custo de hotfix em base grande com rollback simples por feature flag.</w:t>
+        <w:t>O módulo dispara 3 a 5 campanhas por dia para listas de 5k a 80k leads, então cada falha silenciosa vira duplo contato e reclamação real. Sair de 600 linhas com 0 por cento de cobertura para classes menores que 45 linhas com alvo de 85 por cento reduz o tempo de alteração de deploy manual com teste manual para validação automática, baixa o risco de SQL injection e estado parcial sem transação, e evita o custo de hotfix em base grande com rollback simples por feature flag.</w:t>
       </w:r>
     </w:p>
     <w:p>
@@ -696,7 +696,7 @@
         <w:rPr>
           <w:color w:val="8B1E1E"/>
         </w:rPr>
-        <w:t>Referencias de estudo</w:t>
+        <w:t>Referências de estudo</w:t>
       </w:r>
     </w:p>
     <w:p>
@@ -712,7 +712,7 @@
         <w:pStyle w:val="ListBullet"/>
       </w:pPr>
       <w:r>
-        <w:t>Video: SOLID em codigo Python na pratica, no YouTube.</w:t>
+        <w:t>Vídeo: SOLID em código Python na prática, no YouTube.</w:t>
       </w:r>
     </w:p>
     <w:p>
@@ -720,7 +720,7 @@
         <w:pStyle w:val="ListBullet"/>
       </w:pPr>
       <w:r>
-        <w:t>Doc oficial: Documentacao do Python sobre Protocol e tipagem estrutural, em docs.python.org.</w:t>
+        <w:t>Doc oficial: Documentação do Python sobre Protocol e tipagem estrutural, em docs.python.org.</w:t>
       </w:r>
     </w:p>
     <w:p>
@@ -728,7 +728,7 @@
         <w:pStyle w:val="ListBullet"/>
       </w:pPr>
       <w:r>
-        <w:t>Doc oficial: Documentacao do pytest sobre fixtures e mocks, em docs.pytest.org.</w:t>
+        <w:t>Doc oficial: Documentação do pytest sobre fixtures e mocks, em docs.pytest.org.</w:t>
       </w:r>
     </w:p>
     <w:sectPr>
